--- a/Enablers/Pharmacy/Xfer-Flow/images/Big Flow.docx
+++ b/Enablers/Pharmacy/Xfer-Flow/images/Big Flow.docx
@@ -12,21 +12,18 @@
     </w:p>
     <w:p>
       <w:r>
-        <w:t>1.</w:t>
-      </w:r>
-      <w:r>
-        <w:t>1</w:t>
-      </w:r>
-      <w:r>
-        <w:t xml:space="preserve"> Prescription Dashboard</w:t>
-      </w:r>
-    </w:p>
-    <w:p>
-      <w:r>
+        <w:t>1.1 Prescription Dashboard</w:t>
+      </w:r>
+    </w:p>
+    <w:p>
+      <w:r>
+        <w:rPr>
+          <w:noProof/>
+        </w:rPr>
         <w:drawing>
-          <wp:inline distT="0" distB="0" distL="0" distR="0" wp14:anchorId="30FF63B2" wp14:editId="36FBBB0C">
-            <wp:extent cx="9118600" cy="8216900"/>
-            <wp:effectExtent l="0" t="0" r="0" b="0"/>
+          <wp:inline distT="0" distB="0" distL="0" distR="0" wp14:anchorId="30FF63B2" wp14:editId="612743AC">
+            <wp:extent cx="5622925" cy="5066898"/>
+            <wp:effectExtent l="0" t="0" r="0" b="635"/>
             <wp:docPr id="548871447" name="Picture 1" descr="A screenshot of a computer&#10;&#10;AI-generated content may be incorrect."/>
             <wp:cNvGraphicFramePr>
               <a:graphicFrameLocks xmlns:a="http://schemas.openxmlformats.org/drawingml/2006/main" noChangeAspect="1"/>
@@ -47,7 +44,7 @@
                   <pic:spPr>
                     <a:xfrm>
                       <a:off x="0" y="0"/>
-                      <a:ext cx="9118600" cy="8216900"/>
+                      <a:ext cx="5627807" cy="5071297"/>
                     </a:xfrm>
                     <a:prstGeom prst="rect">
                       <a:avLst/>
@@ -62,17 +59,15 @@
     </w:p>
     <w:p>
       <w:r>
-        <w:t>1.</w:t>
-      </w:r>
-      <w:r>
-        <w:t>2</w:t>
-      </w:r>
-      <w:r>
-        <w:t>. Mail Order Prescription Selection accessed from “Prescriptions” top level menu</w:t>
-      </w:r>
-    </w:p>
-    <w:p>
-      <w:r>
+        <w:t>1.2. Mail Order Prescription Selection accessed from “Prescriptions” top level menu</w:t>
+      </w:r>
+    </w:p>
+    <w:p>
+      <w:r>
+        <w:rPr>
+          <w:noProof/>
+        </w:rPr>
+        <w:lastRenderedPageBreak/>
         <w:drawing>
           <wp:inline distT="0" distB="0" distL="0" distR="0" wp14:anchorId="2E5EF3D0" wp14:editId="0BBC4C08">
             <wp:extent cx="3492500" cy="2628900"/>
@@ -134,10 +129,14 @@
     </w:p>
     <w:p>
       <w:r>
+        <w:rPr>
+          <w:noProof/>
+        </w:rPr>
+        <w:lastRenderedPageBreak/>
         <w:drawing>
-          <wp:inline distT="0" distB="0" distL="0" distR="0" wp14:anchorId="33DFA1AF" wp14:editId="3562A8E9">
-            <wp:extent cx="7200900" cy="10858500"/>
-            <wp:effectExtent l="0" t="0" r="0" b="0"/>
+          <wp:inline distT="0" distB="0" distL="0" distR="0" wp14:anchorId="33DFA1AF" wp14:editId="1B8CE7F5">
+            <wp:extent cx="5868102" cy="8848725"/>
+            <wp:effectExtent l="0" t="0" r="635" b="0"/>
             <wp:docPr id="532105799" name="Picture 1" descr="A screenshot of a computer&#10;&#10;AI-generated content may be incorrect."/>
             <wp:cNvGraphicFramePr>
               <a:graphicFrameLocks xmlns:a="http://schemas.openxmlformats.org/drawingml/2006/main" noChangeAspect="1"/>
@@ -158,7 +157,7 @@
                   <pic:spPr>
                     <a:xfrm>
                       <a:off x="0" y="0"/>
-                      <a:ext cx="7200900" cy="10858500"/>
+                      <a:ext cx="5868102" cy="8848725"/>
                     </a:xfrm>
                     <a:prstGeom prst="rect">
                       <a:avLst/>
@@ -173,20 +172,18 @@
     </w:p>
     <w:p>
       <w:r>
-        <w:t>2.</w:t>
-      </w:r>
-      <w:r>
-        <w:t>1</w:t>
-      </w:r>
-      <w:r>
-        <w:t>.1. Connector: Select Existing Prescription.  New Mail Order Selection Page.  Existing prescription selected</w:t>
-      </w:r>
-    </w:p>
-    <w:p>
-      <w:r>
+        <w:lastRenderedPageBreak/>
+        <w:t>2.1.1. Connector: Select Existing Prescription.  New Mail Order Selection Page.  Existing prescription selected</w:t>
+      </w:r>
+    </w:p>
+    <w:p>
+      <w:r>
+        <w:rPr>
+          <w:noProof/>
+        </w:rPr>
         <w:drawing>
-          <wp:inline distT="0" distB="0" distL="0" distR="0" wp14:anchorId="37B7CD65" wp14:editId="214F663F">
-            <wp:extent cx="7188200" cy="10680700"/>
+          <wp:inline distT="0" distB="0" distL="0" distR="0" wp14:anchorId="37B7CD65" wp14:editId="257C8568">
+            <wp:extent cx="5032169" cy="7477125"/>
             <wp:effectExtent l="0" t="0" r="0" b="0"/>
             <wp:docPr id="1156962381" name="Picture 1" descr="A screenshot of a medical prescription&#10;&#10;AI-generated content may be incorrect."/>
             <wp:cNvGraphicFramePr>
@@ -208,7 +205,7 @@
                   <pic:spPr>
                     <a:xfrm>
                       <a:off x="0" y="0"/>
-                      <a:ext cx="7188200" cy="10680700"/>
+                      <a:ext cx="5048148" cy="7500868"/>
                     </a:xfrm>
                     <a:prstGeom prst="rect">
                       <a:avLst/>
@@ -232,9 +229,12 @@
     </w:p>
     <w:p>
       <w:r>
+        <w:rPr>
+          <w:noProof/>
+        </w:rPr>
         <w:drawing>
-          <wp:inline distT="0" distB="0" distL="0" distR="0" wp14:anchorId="6BF1AFBE" wp14:editId="31F00688">
-            <wp:extent cx="8128000" cy="8305800"/>
+          <wp:inline distT="0" distB="0" distL="0" distR="0" wp14:anchorId="6BF1AFBE" wp14:editId="725D82EE">
+            <wp:extent cx="6002789" cy="6134100"/>
             <wp:effectExtent l="0" t="0" r="0" b="0"/>
             <wp:docPr id="543723890" name="Picture 1"/>
             <wp:cNvGraphicFramePr>
@@ -256,7 +256,7 @@
                   <pic:spPr>
                     <a:xfrm>
                       <a:off x="0" y="0"/>
-                      <a:ext cx="8128000" cy="8305800"/>
+                      <a:ext cx="6008185" cy="6139614"/>
                     </a:xfrm>
                     <a:prstGeom prst="rect">
                       <a:avLst/>
@@ -270,8 +270,34 @@
       </w:r>
     </w:p>
     <w:p>
-      <w:r>
-        <w:t>FLOW-3:  Add New Prescription Flow (either from select existing or no existing pages)</w:t>
+      <w:pPr>
+        <w:pStyle w:val="Heading1"/>
+      </w:pPr>
+      <w:r>
+        <w:rPr>
+          <w:rStyle w:val="Heading1Char"/>
+        </w:rPr>
+        <w:lastRenderedPageBreak/>
+        <w:t>FLOW</w:t>
+      </w:r>
+      <w:r>
+        <w:t>-3</w:t>
+      </w:r>
+      <w:proofErr w:type="gramStart"/>
+      <w:r>
+        <w:t>:  Add</w:t>
+      </w:r>
+      <w:proofErr w:type="gramEnd"/>
+      <w:r>
+        <w:t xml:space="preserve"> New Prescription Flow (either from </w:t>
+      </w:r>
+      <w:proofErr w:type="gramStart"/>
+      <w:r>
+        <w:t>select</w:t>
+      </w:r>
+      <w:proofErr w:type="gramEnd"/>
+      <w:r>
+        <w:t xml:space="preserve"> existing or no existing pages)</w:t>
       </w:r>
     </w:p>
     <w:p>
@@ -281,10 +307,21 @@
     </w:p>
     <w:p>
       <w:r>
+        <w:rPr>
+          <w:noProof/>
+        </w:rPr>
         <w:drawing>
-          <wp:inline distT="0" distB="0" distL="0" distR="0" wp14:anchorId="566249A3" wp14:editId="5911B3D2">
-            <wp:extent cx="8890000" cy="7366000"/>
-            <wp:effectExtent l="0" t="0" r="0" b="0"/>
+          <wp:anchor distT="0" distB="0" distL="114300" distR="114300" simplePos="0" relativeHeight="251658240" behindDoc="0" locked="0" layoutInCell="1" allowOverlap="1" wp14:anchorId="566249A3" wp14:editId="75C9E3D4">
+            <wp:simplePos x="914400" y="2219325"/>
+            <wp:positionH relativeFrom="column">
+              <wp:align>left</wp:align>
+            </wp:positionH>
+            <wp:positionV relativeFrom="paragraph">
+              <wp:align>top</wp:align>
+            </wp:positionV>
+            <wp:extent cx="5291630" cy="4384494"/>
+            <wp:effectExtent l="0" t="0" r="4445" b="0"/>
+            <wp:wrapSquare wrapText="bothSides"/>
             <wp:docPr id="1254121467" name="Picture 1" descr="A screenshot of a computer&#10;&#10;AI-generated content may be incorrect."/>
             <wp:cNvGraphicFramePr>
               <a:graphicFrameLocks xmlns:a="http://schemas.openxmlformats.org/drawingml/2006/main" noChangeAspect="1"/>
@@ -297,7 +334,13 @@
                     <pic:cNvPicPr/>
                   </pic:nvPicPr>
                   <pic:blipFill>
-                    <a:blip r:embed="rId10"/>
+                    <a:blip r:embed="rId10" cstate="print">
+                      <a:extLst>
+                        <a:ext uri="{28A0092B-C50C-407E-A947-70E740481C1C}">
+                          <a14:useLocalDpi xmlns:a14="http://schemas.microsoft.com/office/drawing/2010/main" val="0"/>
+                        </a:ext>
+                      </a:extLst>
+                    </a:blip>
                     <a:stretch>
                       <a:fillRect/>
                     </a:stretch>
@@ -305,7 +348,7 @@
                   <pic:spPr>
                     <a:xfrm>
                       <a:off x="0" y="0"/>
-                      <a:ext cx="8890000" cy="7366000"/>
+                      <a:ext cx="5291630" cy="4384494"/>
                     </a:xfrm>
                     <a:prstGeom prst="rect">
                       <a:avLst/>
@@ -314,10 +357,28 @@
                 </pic:pic>
               </a:graphicData>
             </a:graphic>
-          </wp:inline>
+          </wp:anchor>
         </w:drawing>
       </w:r>
     </w:p>
+    <w:p/>
+    <w:p/>
+    <w:p/>
+    <w:p/>
+    <w:p/>
+    <w:p/>
+    <w:p/>
+    <w:p/>
+    <w:p/>
+    <w:p/>
+    <w:p/>
+    <w:p/>
+    <w:p>
+      <w:r>
+        <w:br w:type="page"/>
+      </w:r>
+    </w:p>
+    <w:p/>
     <w:p>
       <w:r>
         <w:t>3.1. [Connector: none] Member tries to request medication they already have</w:t>
@@ -325,10 +386,13 @@
     </w:p>
     <w:p>
       <w:r>
+        <w:rPr>
+          <w:noProof/>
+        </w:rPr>
         <w:drawing>
-          <wp:inline distT="0" distB="0" distL="0" distR="0" wp14:anchorId="6215A59A" wp14:editId="6532B6D2">
-            <wp:extent cx="9575800" cy="6464300"/>
-            <wp:effectExtent l="0" t="0" r="0" b="0"/>
+          <wp:inline distT="0" distB="0" distL="0" distR="0" wp14:anchorId="6215A59A" wp14:editId="4278E9F6">
+            <wp:extent cx="5808503" cy="3921125"/>
+            <wp:effectExtent l="0" t="0" r="1905" b="3175"/>
             <wp:docPr id="2000799335" name="Picture 1" descr="A screenshot of a medical application&#10;&#10;AI-generated content may be incorrect."/>
             <wp:cNvGraphicFramePr>
               <a:graphicFrameLocks xmlns:a="http://schemas.openxmlformats.org/drawingml/2006/main" noChangeAspect="1"/>
@@ -349,7 +413,7 @@
                   <pic:spPr>
                     <a:xfrm>
                       <a:off x="0" y="0"/>
-                      <a:ext cx="9575800" cy="6464300"/>
+                      <a:ext cx="5813713" cy="3924642"/>
                     </a:xfrm>
                     <a:prstGeom prst="rect">
                       <a:avLst/>
@@ -368,16 +432,25 @@
     <w:p>
       <w:bookmarkStart w:id="0" w:name="OLE_LINK6"/>
       <w:r>
+        <w:br w:type="page"/>
+      </w:r>
+    </w:p>
+    <w:p>
+      <w:r>
+        <w:lastRenderedPageBreak/>
         <w:t>3.2. Adding New Prescription – Selecting Prescription</w:t>
       </w:r>
     </w:p>
     <w:bookmarkEnd w:id="0"/>
     <w:p>
       <w:r>
+        <w:rPr>
+          <w:noProof/>
+        </w:rPr>
         <w:drawing>
-          <wp:inline distT="0" distB="0" distL="0" distR="0" wp14:anchorId="346BDD41" wp14:editId="765244F4">
-            <wp:extent cx="9563100" cy="7061200"/>
-            <wp:effectExtent l="0" t="0" r="0" b="0"/>
+          <wp:inline distT="0" distB="0" distL="0" distR="0" wp14:anchorId="346BDD41" wp14:editId="5FBFAAD6">
+            <wp:extent cx="5383544" cy="3975100"/>
+            <wp:effectExtent l="0" t="0" r="7620" b="6350"/>
             <wp:docPr id="783856880" name="Picture 1" descr="A screenshot of a medical application&#10;&#10;AI-generated content may be incorrect."/>
             <wp:cNvGraphicFramePr>
               <a:graphicFrameLocks xmlns:a="http://schemas.openxmlformats.org/drawingml/2006/main" noChangeAspect="1"/>
@@ -398,7 +471,7 @@
                   <pic:spPr>
                     <a:xfrm>
                       <a:off x="0" y="0"/>
-                      <a:ext cx="9563100" cy="7061200"/>
+                      <a:ext cx="5395543" cy="3983960"/>
                     </a:xfrm>
                     <a:prstGeom prst="rect">
                       <a:avLst/>
@@ -413,10 +486,13 @@
     </w:p>
     <w:p>
       <w:r>
+        <w:rPr>
+          <w:noProof/>
+        </w:rPr>
         <w:drawing>
-          <wp:inline distT="0" distB="0" distL="0" distR="0" wp14:anchorId="0C77C2E9" wp14:editId="0223EBA2">
-            <wp:extent cx="9372600" cy="7213600"/>
-            <wp:effectExtent l="0" t="0" r="0" b="0"/>
+          <wp:inline distT="0" distB="0" distL="0" distR="0" wp14:anchorId="0C77C2E9" wp14:editId="10D915F8">
+            <wp:extent cx="4400026" cy="3386470"/>
+            <wp:effectExtent l="0" t="0" r="635" b="4445"/>
             <wp:docPr id="921590083" name="Picture 1" descr="A screenshot of a medical application&#10;&#10;AI-generated content may be incorrect."/>
             <wp:cNvGraphicFramePr>
               <a:graphicFrameLocks xmlns:a="http://schemas.openxmlformats.org/drawingml/2006/main" noChangeAspect="1"/>
@@ -437,7 +513,7 @@
                   <pic:spPr>
                     <a:xfrm>
                       <a:off x="0" y="0"/>
-                      <a:ext cx="9372600" cy="7213600"/>
+                      <a:ext cx="4412564" cy="3396120"/>
                     </a:xfrm>
                     <a:prstGeom prst="rect">
                       <a:avLst/>
@@ -452,17 +528,23 @@
     </w:p>
     <w:p>
       <w:r>
-        <w:t xml:space="preserve">3.2. Adding New Prescription – Selecting </w:t>
-      </w:r>
-      <w:r>
-        <w:t>Provider</w:t>
-      </w:r>
-    </w:p>
-    <w:p>
-      <w:r>
+        <w:br w:type="page"/>
+      </w:r>
+    </w:p>
+    <w:p>
+      <w:r>
+        <w:lastRenderedPageBreak/>
+        <w:t>3.2. Adding New Prescription – Selecting Provider</w:t>
+      </w:r>
+    </w:p>
+    <w:p>
+      <w:r>
+        <w:rPr>
+          <w:noProof/>
+        </w:rPr>
         <w:drawing>
-          <wp:inline distT="0" distB="0" distL="0" distR="0" wp14:anchorId="5C8EC3FE" wp14:editId="1AF2A05B">
-            <wp:extent cx="9372600" cy="6883400"/>
+          <wp:inline distT="0" distB="0" distL="0" distR="0" wp14:anchorId="5C8EC3FE" wp14:editId="44969F3E">
+            <wp:extent cx="5762625" cy="4232172"/>
             <wp:effectExtent l="0" t="0" r="0" b="0"/>
             <wp:docPr id="1368813493" name="Picture 1" descr="A screenshot of a medical application&#10;&#10;AI-generated content may be incorrect."/>
             <wp:cNvGraphicFramePr>
@@ -484,7 +566,7 @@
                   <pic:spPr>
                     <a:xfrm>
                       <a:off x="0" y="0"/>
-                      <a:ext cx="9372600" cy="6883400"/>
+                      <a:ext cx="5775923" cy="4241938"/>
                     </a:xfrm>
                     <a:prstGeom prst="rect">
                       <a:avLst/>
@@ -499,15 +581,24 @@
     </w:p>
     <w:p>
       <w:r>
+        <w:br w:type="page"/>
+      </w:r>
+    </w:p>
+    <w:p>
+      <w:r>
+        <w:lastRenderedPageBreak/>
         <w:t>3.3. Adding New Prescription - Save</w:t>
       </w:r>
     </w:p>
     <w:p>
       <w:r>
+        <w:rPr>
+          <w:noProof/>
+        </w:rPr>
         <w:drawing>
-          <wp:inline distT="0" distB="0" distL="0" distR="0" wp14:anchorId="52E40CD6" wp14:editId="0AE9B4AF">
-            <wp:extent cx="9474200" cy="6959600"/>
-            <wp:effectExtent l="0" t="0" r="0" b="0"/>
+          <wp:inline distT="0" distB="0" distL="0" distR="0" wp14:anchorId="52E40CD6" wp14:editId="249B716D">
+            <wp:extent cx="5940425" cy="4363744"/>
+            <wp:effectExtent l="0" t="0" r="3175" b="0"/>
             <wp:docPr id="681875163" name="Picture 1" descr="A screenshot of a medical application&#10;&#10;AI-generated content may be incorrect."/>
             <wp:cNvGraphicFramePr>
               <a:graphicFrameLocks xmlns:a="http://schemas.openxmlformats.org/drawingml/2006/main" noChangeAspect="1"/>
@@ -528,7 +619,7 @@
                   <pic:spPr>
                     <a:xfrm>
                       <a:off x="0" y="0"/>
-                      <a:ext cx="9474200" cy="6959600"/>
+                      <a:ext cx="5947221" cy="4368736"/>
                     </a:xfrm>
                     <a:prstGeom prst="rect">
                       <a:avLst/>
@@ -543,15 +634,24 @@
     </w:p>
     <w:p>
       <w:r>
+        <w:br w:type="page"/>
+      </w:r>
+    </w:p>
+    <w:p>
+      <w:r>
+        <w:lastRenderedPageBreak/>
         <w:t>3.4. Adding New Prescription - Continue</w:t>
       </w:r>
     </w:p>
     <w:p>
       <w:r>
+        <w:rPr>
+          <w:noProof/>
+        </w:rPr>
         <w:drawing>
-          <wp:inline distT="0" distB="0" distL="0" distR="0" wp14:anchorId="1880E305" wp14:editId="3090E883">
-            <wp:extent cx="9931400" cy="8305800"/>
-            <wp:effectExtent l="0" t="0" r="0" b="0"/>
+          <wp:inline distT="0" distB="0" distL="0" distR="0" wp14:anchorId="1880E305" wp14:editId="30F49018">
+            <wp:extent cx="5673725" cy="4745033"/>
+            <wp:effectExtent l="0" t="0" r="3175" b="0"/>
             <wp:docPr id="1118589564" name="Picture 1" descr="A screenshot of a computer&#10;&#10;AI-generated content may be incorrect."/>
             <wp:cNvGraphicFramePr>
               <a:graphicFrameLocks xmlns:a="http://schemas.openxmlformats.org/drawingml/2006/main" noChangeAspect="1"/>
@@ -572,7 +672,7 @@
                   <pic:spPr>
                     <a:xfrm>
                       <a:off x="0" y="0"/>
-                      <a:ext cx="9931400" cy="8305800"/>
+                      <a:ext cx="5678729" cy="4749218"/>
                     </a:xfrm>
                     <a:prstGeom prst="rect">
                       <a:avLst/>
@@ -592,9 +692,23 @@
     </w:p>
     <w:p>
       <w:pPr>
+        <w:rPr>
+          <w:rFonts w:asciiTheme="majorHAnsi" w:eastAsiaTheme="majorEastAsia" w:hAnsiTheme="majorHAnsi" w:cstheme="majorBidi"/>
+          <w:color w:val="0F4761" w:themeColor="accent1" w:themeShade="BF"/>
+          <w:sz w:val="40"/>
+          <w:szCs w:val="40"/>
+        </w:rPr>
+      </w:pPr>
+      <w:r>
+        <w:br w:type="page"/>
+      </w:r>
+    </w:p>
+    <w:p>
+      <w:pPr>
         <w:pStyle w:val="Heading1"/>
       </w:pPr>
       <w:r>
+        <w:lastRenderedPageBreak/>
         <w:t>FLOW</w:t>
       </w:r>
       <w:r>
@@ -628,10 +742,13 @@
     </w:p>
     <w:p>
       <w:r>
+        <w:rPr>
+          <w:noProof/>
+        </w:rPr>
         <w:drawing>
-          <wp:inline distT="0" distB="0" distL="0" distR="0" wp14:anchorId="7893C7FF" wp14:editId="555C2B40">
-            <wp:extent cx="10718800" cy="11150600"/>
-            <wp:effectExtent l="0" t="0" r="0" b="0"/>
+          <wp:inline distT="0" distB="0" distL="0" distR="0" wp14:anchorId="7893C7FF" wp14:editId="7FA4B89F">
+            <wp:extent cx="4904148" cy="5101709"/>
+            <wp:effectExtent l="0" t="0" r="0" b="3810"/>
             <wp:docPr id="1570789238" name="Picture 1" descr="A screenshot of a checkout&#10;&#10;AI-generated content may be incorrect."/>
             <wp:cNvGraphicFramePr>
               <a:graphicFrameLocks xmlns:a="http://schemas.openxmlformats.org/drawingml/2006/main" noChangeAspect="1"/>
@@ -652,7 +769,7 @@
                   <pic:spPr>
                     <a:xfrm>
                       <a:off x="0" y="0"/>
-                      <a:ext cx="10718800" cy="11150600"/>
+                      <a:ext cx="4912075" cy="5109955"/>
                     </a:xfrm>
                     <a:prstGeom prst="rect">
                       <a:avLst/>
@@ -667,6 +784,12 @@
     </w:p>
     <w:p>
       <w:r>
+        <w:br w:type="page"/>
+      </w:r>
+    </w:p>
+    <w:p>
+      <w:r>
+        <w:lastRenderedPageBreak/>
         <w:t xml:space="preserve">4.1.1. </w:t>
       </w:r>
       <w:r>
@@ -675,10 +798,13 @@
     </w:p>
     <w:p>
       <w:r>
+        <w:rPr>
+          <w:noProof/>
+        </w:rPr>
         <w:drawing>
-          <wp:inline distT="0" distB="0" distL="0" distR="0" wp14:anchorId="19762455" wp14:editId="4F1D0866">
-            <wp:extent cx="11557000" cy="7569200"/>
-            <wp:effectExtent l="0" t="0" r="0" b="0"/>
+          <wp:inline distT="0" distB="0" distL="0" distR="0" wp14:anchorId="19762455" wp14:editId="67E475D4">
+            <wp:extent cx="5841521" cy="3825875"/>
+            <wp:effectExtent l="0" t="0" r="6985" b="3175"/>
             <wp:docPr id="1011922676" name="Picture 1" descr="A screenshot of a computer&#10;&#10;AI-generated content may be incorrect."/>
             <wp:cNvGraphicFramePr>
               <a:graphicFrameLocks xmlns:a="http://schemas.openxmlformats.org/drawingml/2006/main" noChangeAspect="1"/>
@@ -699,7 +825,7 @@
                   <pic:spPr>
                     <a:xfrm>
                       <a:off x="0" y="0"/>
-                      <a:ext cx="11557000" cy="7569200"/>
+                      <a:ext cx="5848134" cy="3830206"/>
                     </a:xfrm>
                     <a:prstGeom prst="rect">
                       <a:avLst/>
@@ -715,6 +841,12 @@
     <w:p>
       <w:bookmarkStart w:id="1" w:name="OLE_LINK4"/>
       <w:r>
+        <w:br w:type="page"/>
+      </w:r>
+    </w:p>
+    <w:p>
+      <w:r>
+        <w:lastRenderedPageBreak/>
         <w:t xml:space="preserve">4.2. </w:t>
       </w:r>
       <w:r>
@@ -724,10 +856,13 @@
     <w:bookmarkEnd w:id="1"/>
     <w:p>
       <w:r>
+        <w:rPr>
+          <w:noProof/>
+        </w:rPr>
         <w:drawing>
-          <wp:inline distT="0" distB="0" distL="0" distR="0" wp14:anchorId="7BB268C8" wp14:editId="4A2A7603">
-            <wp:extent cx="10642600" cy="11137900"/>
-            <wp:effectExtent l="0" t="0" r="0" b="0"/>
+          <wp:inline distT="0" distB="0" distL="0" distR="0" wp14:anchorId="7BB268C8" wp14:editId="57BE45AF">
+            <wp:extent cx="6037279" cy="6318250"/>
+            <wp:effectExtent l="0" t="0" r="1905" b="6350"/>
             <wp:docPr id="1091791019" name="Picture 1" descr="A screenshot of a checkout&#10;&#10;AI-generated content may be incorrect."/>
             <wp:cNvGraphicFramePr>
               <a:graphicFrameLocks xmlns:a="http://schemas.openxmlformats.org/drawingml/2006/main" noChangeAspect="1"/>
@@ -748,7 +883,7 @@
                   <pic:spPr>
                     <a:xfrm>
                       <a:off x="0" y="0"/>
-                      <a:ext cx="10642600" cy="11137900"/>
+                      <a:ext cx="6047515" cy="6328962"/>
                     </a:xfrm>
                     <a:prstGeom prst="rect">
                       <a:avLst/>
@@ -762,15 +897,18 @@
       </w:r>
     </w:p>
     <w:p>
+      <w:r>
+        <w:br w:type="page"/>
+      </w:r>
+    </w:p>
+    <w:p>
       <w:proofErr w:type="gramStart"/>
       <w:r>
+        <w:lastRenderedPageBreak/>
         <w:t>4.2.1</w:t>
       </w:r>
       <w:r>
-        <w:t xml:space="preserve"> </w:t>
-      </w:r>
-      <w:r>
-        <w:t xml:space="preserve"> [</w:t>
+        <w:t xml:space="preserve">  [</w:t>
       </w:r>
       <w:proofErr w:type="gramEnd"/>
       <w:r>
@@ -782,10 +920,13 @@
     </w:p>
     <w:p>
       <w:r>
+        <w:rPr>
+          <w:noProof/>
+        </w:rPr>
         <w:drawing>
-          <wp:inline distT="0" distB="0" distL="0" distR="0" wp14:anchorId="0EA461BB" wp14:editId="3FC877C5">
-            <wp:extent cx="11125200" cy="7886700"/>
-            <wp:effectExtent l="0" t="0" r="0" b="0"/>
+          <wp:inline distT="0" distB="0" distL="0" distR="0" wp14:anchorId="0EA461BB" wp14:editId="1D0DD966">
+            <wp:extent cx="5306713" cy="3761951"/>
+            <wp:effectExtent l="0" t="0" r="8255" b="0"/>
             <wp:docPr id="329169921" name="Picture 1" descr="A screenshot of a computer&#10;&#10;AI-generated content may be incorrect."/>
             <wp:cNvGraphicFramePr>
               <a:graphicFrameLocks xmlns:a="http://schemas.openxmlformats.org/drawingml/2006/main" noChangeAspect="1"/>
@@ -806,7 +947,7 @@
                   <pic:spPr>
                     <a:xfrm>
                       <a:off x="0" y="0"/>
-                      <a:ext cx="11125200" cy="7886700"/>
+                      <a:ext cx="5322380" cy="3773058"/>
                     </a:xfrm>
                     <a:prstGeom prst="rect">
                       <a:avLst/>
